--- a/Cortes/Corte 3/Formularios LOGT 3/Martin Villatoro.docx
+++ b/Cortes/Corte 3/Formularios LOGT 3/Martin Villatoro.docx
@@ -22,10 +22,10 @@
         <w:gridCol w:w="741"/>
         <w:gridCol w:w="707"/>
         <w:gridCol w:w="707"/>
-        <w:gridCol w:w="1728"/>
-        <w:gridCol w:w="1359"/>
+        <w:gridCol w:w="1718"/>
+        <w:gridCol w:w="1348"/>
         <w:gridCol w:w="603"/>
-        <w:gridCol w:w="3505"/>
+        <w:gridCol w:w="3526"/>
       </w:tblGrid>
       <w:tr>
         <w:tc>
@@ -240,206 +240,216 @@
               <w:rPr>
                 <w:b/>
                 <w:bCs/>
-              </w:rPr>
-            </w:pPr>
-            <w:r>
-              <w:rPr>
-                <w:b/>
-                <w:bCs/>
-              </w:rPr>
-              <w:t>22/02</w:t>
-            </w:r>
-          </w:p>
-        </w:tc>
-        <w:tc>
-          <w:tcPr>
-            <w:tcW w:w="0" w:type="auto"/>
-            <w:tcBorders>
-              <w:top w:val="single" w:sz="4" w:space="0" w:color="000000"/>
-              <w:left w:val="single" w:sz="4" w:space="0" w:color="000000"/>
-              <w:bottom w:val="single" w:sz="4" w:space="0" w:color="000000"/>
-              <w:right w:val="single" w:sz="4" w:space="0" w:color="000000"/>
-            </w:tcBorders>
-            <w:tcMar>
-              <w:top w:w="100" w:type="dxa"/>
-              <w:left w:w="100" w:type="dxa"/>
-              <w:bottom w:w="100" w:type="dxa"/>
-              <w:right w:w="100" w:type="dxa"/>
-            </w:tcMar>
-          </w:tcPr>
-          <w:p>
-            <w:pPr>
-              <w:rPr>
-                <w:b/>
-                <w:bCs/>
-              </w:rPr>
-            </w:pPr>
-            <w:r>
-              <w:rPr>
-                <w:b/>
-                <w:bCs/>
-              </w:rPr>
-              <w:t>18:00</w:t>
-            </w:r>
-          </w:p>
-        </w:tc>
-        <w:tc>
-          <w:tcPr>
-            <w:tcW w:w="0" w:type="auto"/>
-            <w:tcBorders>
-              <w:top w:val="single" w:sz="4" w:space="0" w:color="000000"/>
-              <w:left w:val="single" w:sz="4" w:space="0" w:color="000000"/>
-              <w:bottom w:val="single" w:sz="4" w:space="0" w:color="000000"/>
-              <w:right w:val="single" w:sz="4" w:space="0" w:color="000000"/>
-            </w:tcBorders>
-            <w:tcMar>
-              <w:top w:w="100" w:type="dxa"/>
-              <w:left w:w="100" w:type="dxa"/>
-              <w:bottom w:w="100" w:type="dxa"/>
-              <w:right w:w="100" w:type="dxa"/>
-            </w:tcMar>
-          </w:tcPr>
-          <w:p>
-            <w:pPr>
-              <w:rPr>
-                <w:b/>
-                <w:bCs/>
-              </w:rPr>
-            </w:pPr>
-            <w:r>
-              <w:rPr>
-                <w:b/>
-                <w:bCs/>
-              </w:rPr>
-              <w:t>20:00</w:t>
-            </w:r>
-          </w:p>
-        </w:tc>
-        <w:tc>
-          <w:tcPr>
-            <w:tcW w:w="0" w:type="auto"/>
-            <w:tcBorders>
-              <w:top w:val="single" w:sz="4" w:space="0" w:color="000000"/>
-              <w:left w:val="single" w:sz="4" w:space="0" w:color="000000"/>
-              <w:bottom w:val="single" w:sz="4" w:space="0" w:color="000000"/>
-              <w:right w:val="single" w:sz="4" w:space="0" w:color="000000"/>
-            </w:tcBorders>
-            <w:tcMar>
-              <w:top w:w="100" w:type="dxa"/>
-              <w:left w:w="100" w:type="dxa"/>
-              <w:bottom w:w="100" w:type="dxa"/>
-              <w:right w:w="100" w:type="dxa"/>
-            </w:tcMar>
-          </w:tcPr>
-          <w:p>
-            <w:pPr>
-              <w:rPr>
-                <w:b/>
-                <w:bCs/>
-              </w:rPr>
-            </w:pPr>
-            <w:r>
-              <w:rPr>
-                <w:b/>
-                <w:bCs/>
-              </w:rPr>
-              <w:t>20 minutos</w:t>
-            </w:r>
-          </w:p>
-        </w:tc>
-        <w:tc>
-          <w:tcPr>
-            <w:tcW w:w="0" w:type="auto"/>
-            <w:tcBorders>
-              <w:top w:val="single" w:sz="4" w:space="0" w:color="000000"/>
-              <w:left w:val="single" w:sz="4" w:space="0" w:color="000000"/>
-              <w:bottom w:val="single" w:sz="4" w:space="0" w:color="000000"/>
-              <w:right w:val="single" w:sz="4" w:space="0" w:color="000000"/>
-            </w:tcBorders>
-            <w:tcMar>
-              <w:top w:w="100" w:type="dxa"/>
-              <w:left w:w="100" w:type="dxa"/>
-              <w:bottom w:w="100" w:type="dxa"/>
-              <w:right w:w="100" w:type="dxa"/>
-            </w:tcMar>
-          </w:tcPr>
-          <w:p>
-            <w:pPr>
-              <w:rPr>
-                <w:b/>
-                <w:bCs/>
-              </w:rPr>
-            </w:pPr>
-            <w:r>
-              <w:rPr>
-                <w:b/>
-                <w:bCs/>
-              </w:rPr>
-              <w:t>1 hora y 40 minutos</w:t>
-            </w:r>
-          </w:p>
-        </w:tc>
-        <w:tc>
-          <w:tcPr>
-            <w:tcW w:w="0" w:type="auto"/>
-            <w:tcBorders>
-              <w:top w:val="single" w:sz="4" w:space="0" w:color="000000"/>
-              <w:left w:val="single" w:sz="4" w:space="0" w:color="000000"/>
-              <w:bottom w:val="single" w:sz="4" w:space="0" w:color="000000"/>
-              <w:right w:val="single" w:sz="4" w:space="0" w:color="000000"/>
-            </w:tcBorders>
-            <w:tcMar>
-              <w:top w:w="100" w:type="dxa"/>
-              <w:left w:w="100" w:type="dxa"/>
-              <w:bottom w:w="100" w:type="dxa"/>
-              <w:right w:w="100" w:type="dxa"/>
-            </w:tcMar>
-          </w:tcPr>
-          <w:p>
-            <w:pPr>
-              <w:rPr>
-                <w:b/>
-                <w:bCs/>
-              </w:rPr>
-            </w:pPr>
-            <w:r>
-              <w:rPr>
-                <w:b/>
-                <w:bCs/>
-              </w:rPr>
-              <w:t>2</w:t>
-            </w:r>
-          </w:p>
-        </w:tc>
-        <w:tc>
-          <w:tcPr>
-            <w:tcW w:w="0" w:type="auto"/>
-            <w:tcBorders>
-              <w:top w:val="single" w:sz="4" w:space="0" w:color="000000"/>
-              <w:left w:val="single" w:sz="4" w:space="0" w:color="000000"/>
-              <w:bottom w:val="single" w:sz="4" w:space="0" w:color="000000"/>
-              <w:right w:val="single" w:sz="4" w:space="0" w:color="000000"/>
-            </w:tcBorders>
-            <w:tcMar>
-              <w:top w:w="100" w:type="dxa"/>
-              <w:left w:w="100" w:type="dxa"/>
-              <w:bottom w:w="100" w:type="dxa"/>
-              <w:right w:w="100" w:type="dxa"/>
-            </w:tcMar>
-          </w:tcPr>
-          <w:p>
-            <w:pPr>
-              <w:rPr>
-                <w:b/>
-                <w:bCs/>
-              </w:rPr>
-            </w:pPr>
-            <w:r>
-              <w:rPr>
-                <w:b/>
-                <w:bCs/>
-              </w:rPr>
-              <w:t>elaboración con detalle de la interfaz para la v3.</w:t>
+                <w:lang w:val="en-US"/>
+              </w:rPr>
+            </w:pPr>
+            <w:r>
+              <w:rPr>
+                <w:b/>
+                <w:bCs/>
+              </w:rPr>
+              <w:t>15/03</w:t>
+            </w:r>
+          </w:p>
+        </w:tc>
+        <w:tc>
+          <w:tcPr>
+            <w:tcW w:w="0" w:type="auto"/>
+            <w:tcBorders>
+              <w:top w:val="single" w:sz="4" w:space="0" w:color="000000"/>
+              <w:left w:val="single" w:sz="4" w:space="0" w:color="000000"/>
+              <w:bottom w:val="single" w:sz="4" w:space="0" w:color="000000"/>
+              <w:right w:val="single" w:sz="4" w:space="0" w:color="000000"/>
+            </w:tcBorders>
+            <w:tcMar>
+              <w:top w:w="100" w:type="dxa"/>
+              <w:left w:w="100" w:type="dxa"/>
+              <w:bottom w:w="100" w:type="dxa"/>
+              <w:right w:w="100" w:type="dxa"/>
+            </w:tcMar>
+          </w:tcPr>
+          <w:p>
+            <w:pPr>
+              <w:rPr>
+                <w:b/>
+                <w:bCs/>
+              </w:rPr>
+            </w:pPr>
+            <w:r>
+              <w:rPr>
+                <w:b/>
+                <w:bCs/>
+              </w:rPr>
+              <w:t>8:30</w:t>
+            </w:r>
+          </w:p>
+        </w:tc>
+        <w:tc>
+          <w:tcPr>
+            <w:tcW w:w="0" w:type="auto"/>
+            <w:tcBorders>
+              <w:top w:val="single" w:sz="4" w:space="0" w:color="000000"/>
+              <w:left w:val="single" w:sz="4" w:space="0" w:color="000000"/>
+              <w:bottom w:val="single" w:sz="4" w:space="0" w:color="000000"/>
+              <w:right w:val="single" w:sz="4" w:space="0" w:color="000000"/>
+            </w:tcBorders>
+            <w:tcMar>
+              <w:top w:w="100" w:type="dxa"/>
+              <w:left w:w="100" w:type="dxa"/>
+              <w:bottom w:w="100" w:type="dxa"/>
+              <w:right w:w="100" w:type="dxa"/>
+            </w:tcMar>
+          </w:tcPr>
+          <w:p>
+            <w:pPr>
+              <w:rPr>
+                <w:b/>
+                <w:bCs/>
+              </w:rPr>
+            </w:pPr>
+            <w:r>
+              <w:rPr>
+                <w:b/>
+                <w:bCs/>
+              </w:rPr>
+              <w:t>13:00</w:t>
+            </w:r>
+          </w:p>
+        </w:tc>
+        <w:tc>
+          <w:tcPr>
+            <w:tcW w:w="0" w:type="auto"/>
+            <w:tcBorders>
+              <w:top w:val="single" w:sz="4" w:space="0" w:color="000000"/>
+              <w:left w:val="single" w:sz="4" w:space="0" w:color="000000"/>
+              <w:bottom w:val="single" w:sz="4" w:space="0" w:color="000000"/>
+              <w:right w:val="single" w:sz="4" w:space="0" w:color="000000"/>
+            </w:tcBorders>
+            <w:tcMar>
+              <w:top w:w="100" w:type="dxa"/>
+              <w:left w:w="100" w:type="dxa"/>
+              <w:bottom w:w="100" w:type="dxa"/>
+              <w:right w:w="100" w:type="dxa"/>
+            </w:tcMar>
+          </w:tcPr>
+          <w:p>
+            <w:pPr>
+              <w:rPr>
+                <w:b/>
+                <w:bCs/>
+              </w:rPr>
+            </w:pPr>
+            <w:r>
+              <w:rPr>
+                <w:b/>
+                <w:bCs/>
+              </w:rPr>
+              <w:t>1 hora y media</w:t>
+            </w:r>
+          </w:p>
+        </w:tc>
+        <w:tc>
+          <w:tcPr>
+            <w:tcW w:w="0" w:type="auto"/>
+            <w:tcBorders>
+              <w:top w:val="single" w:sz="4" w:space="0" w:color="000000"/>
+              <w:left w:val="single" w:sz="4" w:space="0" w:color="000000"/>
+              <w:bottom w:val="single" w:sz="4" w:space="0" w:color="000000"/>
+              <w:right w:val="single" w:sz="4" w:space="0" w:color="000000"/>
+            </w:tcBorders>
+            <w:tcMar>
+              <w:top w:w="100" w:type="dxa"/>
+              <w:left w:w="100" w:type="dxa"/>
+              <w:bottom w:w="100" w:type="dxa"/>
+              <w:right w:w="100" w:type="dxa"/>
+            </w:tcMar>
+          </w:tcPr>
+          <w:p>
+            <w:pPr>
+              <w:rPr>
+                <w:b/>
+                <w:bCs/>
+              </w:rPr>
+            </w:pPr>
+            <w:r>
+              <w:rPr>
+                <w:b/>
+                <w:bCs/>
+              </w:rPr>
+              <w:t>3 horas y media</w:t>
+            </w:r>
+          </w:p>
+        </w:tc>
+        <w:tc>
+          <w:tcPr>
+            <w:tcW w:w="0" w:type="auto"/>
+            <w:tcBorders>
+              <w:top w:val="single" w:sz="4" w:space="0" w:color="000000"/>
+              <w:left w:val="single" w:sz="4" w:space="0" w:color="000000"/>
+              <w:bottom w:val="single" w:sz="4" w:space="0" w:color="000000"/>
+              <w:right w:val="single" w:sz="4" w:space="0" w:color="000000"/>
+            </w:tcBorders>
+            <w:tcMar>
+              <w:top w:w="100" w:type="dxa"/>
+              <w:left w:w="100" w:type="dxa"/>
+              <w:bottom w:w="100" w:type="dxa"/>
+              <w:right w:w="100" w:type="dxa"/>
+            </w:tcMar>
+          </w:tcPr>
+          <w:p>
+            <w:pPr>
+              <w:rPr>
+                <w:b/>
+                <w:bCs/>
+              </w:rPr>
+            </w:pPr>
+            <w:r>
+              <w:rPr>
+                <w:b/>
+                <w:bCs/>
+              </w:rPr>
+              <w:t>3</w:t>
+            </w:r>
+          </w:p>
+        </w:tc>
+        <w:tc>
+          <w:tcPr>
+            <w:tcW w:w="0" w:type="auto"/>
+            <w:tcBorders>
+              <w:top w:val="single" w:sz="4" w:space="0" w:color="000000"/>
+              <w:left w:val="single" w:sz="4" w:space="0" w:color="000000"/>
+              <w:bottom w:val="single" w:sz="4" w:space="0" w:color="000000"/>
+              <w:right w:val="single" w:sz="4" w:space="0" w:color="000000"/>
+            </w:tcBorders>
+            <w:tcMar>
+              <w:top w:w="100" w:type="dxa"/>
+              <w:left w:w="100" w:type="dxa"/>
+              <w:bottom w:w="100" w:type="dxa"/>
+              <w:right w:w="100" w:type="dxa"/>
+            </w:tcMar>
+          </w:tcPr>
+          <w:p>
+            <w:pPr>
+              <w:rPr>
+                <w:b/>
+                <w:bCs/>
+                <w:lang w:val="es-MX"/>
+              </w:rPr>
+            </w:pPr>
+            <w:r>
+              <w:rPr>
+                <w:b/>
+                <w:bCs/>
+              </w:rPr>
+              <w:t>Elaboraci</w:t>
+            </w:r>
+            <w:r>
+              <w:rPr>
+                <w:b/>
+                <w:bCs/>
+                <w:lang w:val="es-MX"/>
+              </w:rPr>
+              <w:t>ón de Diagrama de Entidades (Chen)</w:t>
             </w:r>
           </w:p>
         </w:tc>
@@ -473,103 +483,71 @@
                 <w:b/>
                 <w:bCs/>
               </w:rPr>
-              <w:t>20/02</w:t>
-            </w:r>
-          </w:p>
-        </w:tc>
-        <w:tc>
-          <w:tcPr>
-            <w:tcW w:w="0" w:type="auto"/>
-            <w:tcBorders>
-              <w:top w:val="single" w:sz="4" w:space="0" w:color="000000"/>
-              <w:left w:val="single" w:sz="4" w:space="0" w:color="000000"/>
-              <w:bottom w:val="single" w:sz="4" w:space="0" w:color="000000"/>
-              <w:right w:val="single" w:sz="4" w:space="0" w:color="000000"/>
-            </w:tcBorders>
-            <w:tcMar>
-              <w:top w:w="100" w:type="dxa"/>
-              <w:left w:w="100" w:type="dxa"/>
-              <w:bottom w:w="100" w:type="dxa"/>
-              <w:right w:w="100" w:type="dxa"/>
-            </w:tcMar>
-          </w:tcPr>
-          <w:p>
-            <w:pPr>
-              <w:rPr>
-                <w:b/>
-                <w:bCs/>
-              </w:rPr>
-            </w:pPr>
-            <w:r>
-              <w:rPr>
-                <w:b/>
-                <w:bCs/>
-              </w:rPr>
-              <w:t>16:00</w:t>
-            </w:r>
-          </w:p>
-        </w:tc>
-        <w:tc>
-          <w:tcPr>
-            <w:tcW w:w="0" w:type="auto"/>
-            <w:tcBorders>
-              <w:top w:val="single" w:sz="4" w:space="0" w:color="000000"/>
-              <w:left w:val="single" w:sz="4" w:space="0" w:color="000000"/>
-              <w:bottom w:val="single" w:sz="4" w:space="0" w:color="000000"/>
-              <w:right w:val="single" w:sz="4" w:space="0" w:color="000000"/>
-            </w:tcBorders>
-            <w:tcMar>
-              <w:top w:w="100" w:type="dxa"/>
-              <w:left w:w="100" w:type="dxa"/>
-              <w:bottom w:w="100" w:type="dxa"/>
-              <w:right w:w="100" w:type="dxa"/>
-            </w:tcMar>
-          </w:tcPr>
-          <w:p>
-            <w:pPr>
-              <w:rPr>
-                <w:b/>
-                <w:bCs/>
-              </w:rPr>
-            </w:pPr>
-            <w:r>
-              <w:rPr>
-                <w:b/>
-                <w:bCs/>
-              </w:rPr>
-              <w:t>17:30</w:t>
-            </w:r>
-          </w:p>
-        </w:tc>
-        <w:tc>
-          <w:tcPr>
-            <w:tcW w:w="0" w:type="auto"/>
-            <w:tcBorders>
-              <w:top w:val="single" w:sz="4" w:space="0" w:color="000000"/>
-              <w:left w:val="single" w:sz="4" w:space="0" w:color="000000"/>
-              <w:bottom w:val="single" w:sz="4" w:space="0" w:color="000000"/>
-              <w:right w:val="single" w:sz="4" w:space="0" w:color="000000"/>
-            </w:tcBorders>
-            <w:tcMar>
-              <w:top w:w="100" w:type="dxa"/>
-              <w:left w:w="100" w:type="dxa"/>
-              <w:bottom w:w="100" w:type="dxa"/>
-              <w:right w:w="100" w:type="dxa"/>
-            </w:tcMar>
-          </w:tcPr>
-          <w:p>
-            <w:pPr>
-              <w:rPr>
-                <w:b/>
-                <w:bCs/>
-              </w:rPr>
-            </w:pPr>
-            <w:r>
-              <w:rPr>
-                <w:b/>
-                <w:bCs/>
-              </w:rPr>
-              <w:t>30 minutos</w:t>
+              <w:t>14/03</w:t>
+            </w:r>
+          </w:p>
+        </w:tc>
+        <w:tc>
+          <w:tcPr>
+            <w:tcW w:w="0" w:type="auto"/>
+            <w:tcBorders>
+              <w:top w:val="single" w:sz="4" w:space="0" w:color="000000"/>
+              <w:left w:val="single" w:sz="4" w:space="0" w:color="000000"/>
+              <w:bottom w:val="single" w:sz="4" w:space="0" w:color="000000"/>
+              <w:right w:val="single" w:sz="4" w:space="0" w:color="000000"/>
+            </w:tcBorders>
+            <w:tcMar>
+              <w:top w:w="100" w:type="dxa"/>
+              <w:left w:w="100" w:type="dxa"/>
+              <w:bottom w:w="100" w:type="dxa"/>
+              <w:right w:w="100" w:type="dxa"/>
+            </w:tcMar>
+          </w:tcPr>
+          <w:p>
+            <w:pPr>
+              <w:rPr>
+                <w:b/>
+                <w:bCs/>
+              </w:rPr>
+            </w:pPr>
+            <w:r>
+              <w:rPr>
+                <w:b/>
+                <w:bCs/>
+              </w:rPr>
+              <w:t>20:00</w:t>
+            </w:r>
+          </w:p>
+        </w:tc>
+        <w:tc>
+          <w:tcPr>
+            <w:tcW w:w="0" w:type="auto"/>
+            <w:tcBorders>
+              <w:top w:val="single" w:sz="4" w:space="0" w:color="000000"/>
+              <w:left w:val="single" w:sz="4" w:space="0" w:color="000000"/>
+              <w:bottom w:val="single" w:sz="4" w:space="0" w:color="000000"/>
+              <w:right w:val="single" w:sz="4" w:space="0" w:color="000000"/>
+            </w:tcBorders>
+            <w:tcMar>
+              <w:top w:w="100" w:type="dxa"/>
+              <w:left w:w="100" w:type="dxa"/>
+              <w:bottom w:w="100" w:type="dxa"/>
+              <w:right w:w="100" w:type="dxa"/>
+            </w:tcMar>
+          </w:tcPr>
+          <w:p>
+            <w:pPr>
+              <w:rPr>
+                <w:b/>
+                <w:bCs/>
+              </w:rPr>
+            </w:pPr>
+            <w:r>
+              <w:rPr>
+                <w:b/>
+                <w:bCs/>
+              </w:rPr>
+              <w:t>23:00</w:t>
             </w:r>
           </w:p>
         </w:tc>
@@ -633,76 +611,73 @@
                 <w:b/>
                 <w:bCs/>
               </w:rPr>
-              <w:t>2</w:t>
-            </w:r>
-          </w:p>
-        </w:tc>
-        <w:tc>
-          <w:tcPr>
-            <w:tcW w:w="0" w:type="auto"/>
-            <w:tcBorders>
-              <w:top w:val="single" w:sz="4" w:space="0" w:color="000000"/>
-              <w:left w:val="single" w:sz="4" w:space="0" w:color="000000"/>
-              <w:bottom w:val="single" w:sz="4" w:space="0" w:color="000000"/>
-              <w:right w:val="single" w:sz="4" w:space="0" w:color="000000"/>
-            </w:tcBorders>
-            <w:tcMar>
-              <w:top w:w="100" w:type="dxa"/>
-              <w:left w:w="100" w:type="dxa"/>
-              <w:bottom w:w="100" w:type="dxa"/>
-              <w:right w:w="100" w:type="dxa"/>
-            </w:tcMar>
-          </w:tcPr>
-          <w:p>
-            <w:pPr>
-              <w:rPr>
-                <w:b/>
-                <w:bCs/>
-              </w:rPr>
-            </w:pPr>
-            <w:r>
-              <w:rPr>
-                <w:b/>
-                <w:bCs/>
-              </w:rPr>
-              <w:t>Recolección</w:t>
-            </w:r>
-            <w:r>
-              <w:rPr>
-                <w:b/>
-                <w:bCs/>
-              </w:rPr>
-              <w:t xml:space="preserve"> de opiniones de los </w:t>
-            </w:r>
-            <w:proofErr w:type="spellStart"/>
-            <w:r>
-              <w:rPr>
-                <w:b/>
-                <w:bCs/>
-              </w:rPr>
-              <w:t>users</w:t>
-            </w:r>
-            <w:proofErr w:type="spellEnd"/>
-            <w:r>
-              <w:rPr>
-                <w:b/>
-                <w:bCs/>
-              </w:rPr>
-              <w:t xml:space="preserve"> de la v</w:t>
-            </w:r>
-            <w:r>
-              <w:rPr>
-                <w:b/>
-                <w:bCs/>
-              </w:rPr>
-              <w:t>2</w:t>
-            </w:r>
-            <w:r>
-              <w:rPr>
-                <w:b/>
-                <w:bCs/>
-              </w:rPr>
-              <w:t>.</w:t>
+              <w:t>2 horas</w:t>
+            </w:r>
+          </w:p>
+        </w:tc>
+        <w:tc>
+          <w:tcPr>
+            <w:tcW w:w="0" w:type="auto"/>
+            <w:tcBorders>
+              <w:top w:val="single" w:sz="4" w:space="0" w:color="000000"/>
+              <w:left w:val="single" w:sz="4" w:space="0" w:color="000000"/>
+              <w:bottom w:val="single" w:sz="4" w:space="0" w:color="000000"/>
+              <w:right w:val="single" w:sz="4" w:space="0" w:color="000000"/>
+            </w:tcBorders>
+            <w:tcMar>
+              <w:top w:w="100" w:type="dxa"/>
+              <w:left w:w="100" w:type="dxa"/>
+              <w:bottom w:w="100" w:type="dxa"/>
+              <w:right w:w="100" w:type="dxa"/>
+            </w:tcMar>
+          </w:tcPr>
+          <w:p>
+            <w:pPr>
+              <w:rPr>
+                <w:b/>
+                <w:bCs/>
+              </w:rPr>
+            </w:pPr>
+            <w:r>
+              <w:rPr>
+                <w:b/>
+                <w:bCs/>
+              </w:rPr>
+              <w:t>3</w:t>
+            </w:r>
+          </w:p>
+        </w:tc>
+        <w:tc>
+          <w:tcPr>
+            <w:tcW w:w="0" w:type="auto"/>
+            <w:tcBorders>
+              <w:top w:val="single" w:sz="4" w:space="0" w:color="000000"/>
+              <w:left w:val="single" w:sz="4" w:space="0" w:color="000000"/>
+              <w:bottom w:val="single" w:sz="4" w:space="0" w:color="000000"/>
+              <w:right w:val="single" w:sz="4" w:space="0" w:color="000000"/>
+            </w:tcBorders>
+            <w:tcMar>
+              <w:top w:w="100" w:type="dxa"/>
+              <w:left w:w="100" w:type="dxa"/>
+              <w:bottom w:w="100" w:type="dxa"/>
+              <w:right w:w="100" w:type="dxa"/>
+            </w:tcMar>
+          </w:tcPr>
+          <w:p>
+            <w:pPr>
+              <w:rPr>
+                <w:b/>
+                <w:bCs/>
+                <w:lang w:val="es-MX"/>
+              </w:rPr>
+            </w:pPr>
+            <w:r>
+              <w:rPr>
+                <w:b/>
+                <w:bCs/>
+                <w:lang w:val="es-MX"/>
+              </w:rPr>
+              <w:t>Diseño y normalización de entidades necesarias para la base de datos</w:t>
             </w:r>
           </w:p>
         </w:tc>
@@ -736,135 +711,135 @@
                 <w:b/>
                 <w:bCs/>
               </w:rPr>
-              <w:t>19/02</w:t>
-            </w:r>
-          </w:p>
-        </w:tc>
-        <w:tc>
-          <w:tcPr>
-            <w:tcW w:w="0" w:type="auto"/>
-            <w:tcBorders>
-              <w:top w:val="single" w:sz="4" w:space="0" w:color="000000"/>
-              <w:left w:val="single" w:sz="4" w:space="0" w:color="000000"/>
-              <w:bottom w:val="single" w:sz="4" w:space="0" w:color="000000"/>
-              <w:right w:val="single" w:sz="4" w:space="0" w:color="000000"/>
-            </w:tcBorders>
-            <w:tcMar>
-              <w:top w:w="100" w:type="dxa"/>
-              <w:left w:w="100" w:type="dxa"/>
-              <w:bottom w:w="100" w:type="dxa"/>
-              <w:right w:w="100" w:type="dxa"/>
-            </w:tcMar>
-          </w:tcPr>
-          <w:p>
-            <w:pPr>
-              <w:rPr>
-                <w:b/>
-                <w:bCs/>
-              </w:rPr>
-            </w:pPr>
-            <w:r>
-              <w:rPr>
-                <w:b/>
-                <w:bCs/>
-              </w:rPr>
-              <w:t>11:00</w:t>
-            </w:r>
-          </w:p>
-        </w:tc>
-        <w:tc>
-          <w:tcPr>
-            <w:tcW w:w="0" w:type="auto"/>
-            <w:tcBorders>
-              <w:top w:val="single" w:sz="4" w:space="0" w:color="000000"/>
-              <w:left w:val="single" w:sz="4" w:space="0" w:color="000000"/>
-              <w:bottom w:val="single" w:sz="4" w:space="0" w:color="000000"/>
-              <w:right w:val="single" w:sz="4" w:space="0" w:color="000000"/>
-            </w:tcBorders>
-            <w:tcMar>
-              <w:top w:w="100" w:type="dxa"/>
-              <w:left w:w="100" w:type="dxa"/>
-              <w:bottom w:w="100" w:type="dxa"/>
-              <w:right w:w="100" w:type="dxa"/>
-            </w:tcMar>
-          </w:tcPr>
-          <w:p>
-            <w:pPr>
-              <w:rPr>
-                <w:b/>
-                <w:bCs/>
-              </w:rPr>
-            </w:pPr>
-            <w:r>
-              <w:rPr>
-                <w:b/>
-                <w:bCs/>
-              </w:rPr>
-              <w:t>12:30</w:t>
-            </w:r>
-          </w:p>
-        </w:tc>
-        <w:tc>
-          <w:tcPr>
-            <w:tcW w:w="0" w:type="auto"/>
-            <w:tcBorders>
-              <w:top w:val="single" w:sz="4" w:space="0" w:color="000000"/>
-              <w:left w:val="single" w:sz="4" w:space="0" w:color="000000"/>
-              <w:bottom w:val="single" w:sz="4" w:space="0" w:color="000000"/>
-              <w:right w:val="single" w:sz="4" w:space="0" w:color="000000"/>
-            </w:tcBorders>
-            <w:tcMar>
-              <w:top w:w="100" w:type="dxa"/>
-              <w:left w:w="100" w:type="dxa"/>
-              <w:bottom w:w="100" w:type="dxa"/>
-              <w:right w:w="100" w:type="dxa"/>
-            </w:tcMar>
-          </w:tcPr>
-          <w:p>
-            <w:pPr>
-              <w:rPr>
-                <w:b/>
-                <w:bCs/>
-              </w:rPr>
-            </w:pPr>
-            <w:r>
-              <w:rPr>
-                <w:b/>
-                <w:bCs/>
-              </w:rPr>
-              <w:t>15 minutos</w:t>
-            </w:r>
-          </w:p>
-        </w:tc>
-        <w:tc>
-          <w:tcPr>
-            <w:tcW w:w="0" w:type="auto"/>
-            <w:tcBorders>
-              <w:top w:val="single" w:sz="4" w:space="0" w:color="000000"/>
-              <w:left w:val="single" w:sz="4" w:space="0" w:color="000000"/>
-              <w:bottom w:val="single" w:sz="4" w:space="0" w:color="000000"/>
-              <w:right w:val="single" w:sz="4" w:space="0" w:color="000000"/>
-            </w:tcBorders>
-            <w:tcMar>
-              <w:top w:w="100" w:type="dxa"/>
-              <w:left w:w="100" w:type="dxa"/>
-              <w:bottom w:w="100" w:type="dxa"/>
-              <w:right w:w="100" w:type="dxa"/>
-            </w:tcMar>
-          </w:tcPr>
-          <w:p>
-            <w:pPr>
-              <w:rPr>
-                <w:b/>
-                <w:bCs/>
-              </w:rPr>
-            </w:pPr>
-            <w:r>
-              <w:rPr>
-                <w:b/>
-                <w:bCs/>
-              </w:rPr>
-              <w:t>1 hora 15 minutos</w:t>
+              <w:t>22/02</w:t>
+            </w:r>
+          </w:p>
+        </w:tc>
+        <w:tc>
+          <w:tcPr>
+            <w:tcW w:w="0" w:type="auto"/>
+            <w:tcBorders>
+              <w:top w:val="single" w:sz="4" w:space="0" w:color="000000"/>
+              <w:left w:val="single" w:sz="4" w:space="0" w:color="000000"/>
+              <w:bottom w:val="single" w:sz="4" w:space="0" w:color="000000"/>
+              <w:right w:val="single" w:sz="4" w:space="0" w:color="000000"/>
+            </w:tcBorders>
+            <w:tcMar>
+              <w:top w:w="100" w:type="dxa"/>
+              <w:left w:w="100" w:type="dxa"/>
+              <w:bottom w:w="100" w:type="dxa"/>
+              <w:right w:w="100" w:type="dxa"/>
+            </w:tcMar>
+          </w:tcPr>
+          <w:p>
+            <w:pPr>
+              <w:rPr>
+                <w:b/>
+                <w:bCs/>
+              </w:rPr>
+            </w:pPr>
+            <w:r>
+              <w:rPr>
+                <w:b/>
+                <w:bCs/>
+              </w:rPr>
+              <w:t>18:00</w:t>
+            </w:r>
+          </w:p>
+        </w:tc>
+        <w:tc>
+          <w:tcPr>
+            <w:tcW w:w="0" w:type="auto"/>
+            <w:tcBorders>
+              <w:top w:val="single" w:sz="4" w:space="0" w:color="000000"/>
+              <w:left w:val="single" w:sz="4" w:space="0" w:color="000000"/>
+              <w:bottom w:val="single" w:sz="4" w:space="0" w:color="000000"/>
+              <w:right w:val="single" w:sz="4" w:space="0" w:color="000000"/>
+            </w:tcBorders>
+            <w:tcMar>
+              <w:top w:w="100" w:type="dxa"/>
+              <w:left w:w="100" w:type="dxa"/>
+              <w:bottom w:w="100" w:type="dxa"/>
+              <w:right w:w="100" w:type="dxa"/>
+            </w:tcMar>
+          </w:tcPr>
+          <w:p>
+            <w:pPr>
+              <w:rPr>
+                <w:b/>
+                <w:bCs/>
+              </w:rPr>
+            </w:pPr>
+            <w:r>
+              <w:rPr>
+                <w:b/>
+                <w:bCs/>
+              </w:rPr>
+              <w:t>20:00</w:t>
+            </w:r>
+          </w:p>
+        </w:tc>
+        <w:tc>
+          <w:tcPr>
+            <w:tcW w:w="0" w:type="auto"/>
+            <w:tcBorders>
+              <w:top w:val="single" w:sz="4" w:space="0" w:color="000000"/>
+              <w:left w:val="single" w:sz="4" w:space="0" w:color="000000"/>
+              <w:bottom w:val="single" w:sz="4" w:space="0" w:color="000000"/>
+              <w:right w:val="single" w:sz="4" w:space="0" w:color="000000"/>
+            </w:tcBorders>
+            <w:tcMar>
+              <w:top w:w="100" w:type="dxa"/>
+              <w:left w:w="100" w:type="dxa"/>
+              <w:bottom w:w="100" w:type="dxa"/>
+              <w:right w:w="100" w:type="dxa"/>
+            </w:tcMar>
+          </w:tcPr>
+          <w:p>
+            <w:pPr>
+              <w:rPr>
+                <w:b/>
+                <w:bCs/>
+              </w:rPr>
+            </w:pPr>
+            <w:r>
+              <w:rPr>
+                <w:b/>
+                <w:bCs/>
+              </w:rPr>
+              <w:t>20 minutos</w:t>
+            </w:r>
+          </w:p>
+        </w:tc>
+        <w:tc>
+          <w:tcPr>
+            <w:tcW w:w="0" w:type="auto"/>
+            <w:tcBorders>
+              <w:top w:val="single" w:sz="4" w:space="0" w:color="000000"/>
+              <w:left w:val="single" w:sz="4" w:space="0" w:color="000000"/>
+              <w:bottom w:val="single" w:sz="4" w:space="0" w:color="000000"/>
+              <w:right w:val="single" w:sz="4" w:space="0" w:color="000000"/>
+            </w:tcBorders>
+            <w:tcMar>
+              <w:top w:w="100" w:type="dxa"/>
+              <w:left w:w="100" w:type="dxa"/>
+              <w:bottom w:w="100" w:type="dxa"/>
+              <w:right w:w="100" w:type="dxa"/>
+            </w:tcMar>
+          </w:tcPr>
+          <w:p>
+            <w:pPr>
+              <w:rPr>
+                <w:b/>
+                <w:bCs/>
+              </w:rPr>
+            </w:pPr>
+            <w:r>
+              <w:rPr>
+                <w:b/>
+                <w:bCs/>
+              </w:rPr>
+              <w:t>1 hora y 40 minutos</w:t>
             </w:r>
           </w:p>
         </w:tc>
@@ -928,23 +903,7 @@
                 <w:b/>
                 <w:bCs/>
               </w:rPr>
-              <w:t xml:space="preserve">Elaboración de prototipos de la interfaz </w:t>
-            </w:r>
-            <w:proofErr w:type="spellStart"/>
-            <w:r>
-              <w:rPr>
-                <w:b/>
-                <w:bCs/>
-              </w:rPr>
-              <w:t>grafica</w:t>
-            </w:r>
-            <w:proofErr w:type="spellEnd"/>
-            <w:r>
-              <w:rPr>
-                <w:b/>
-                <w:bCs/>
-              </w:rPr>
-              <w:t xml:space="preserve"> de la v2.</w:t>
+              <w:t>elaboración con detalle de la interfaz para la v3.</w:t>
             </w:r>
           </w:p>
         </w:tc>
@@ -978,6 +937,458 @@
                 <w:b/>
                 <w:bCs/>
               </w:rPr>
+              <w:t>20/02</w:t>
+            </w:r>
+          </w:p>
+        </w:tc>
+        <w:tc>
+          <w:tcPr>
+            <w:tcW w:w="0" w:type="auto"/>
+            <w:tcBorders>
+              <w:top w:val="single" w:sz="4" w:space="0" w:color="000000"/>
+              <w:left w:val="single" w:sz="4" w:space="0" w:color="000000"/>
+              <w:bottom w:val="single" w:sz="4" w:space="0" w:color="000000"/>
+              <w:right w:val="single" w:sz="4" w:space="0" w:color="000000"/>
+            </w:tcBorders>
+            <w:tcMar>
+              <w:top w:w="100" w:type="dxa"/>
+              <w:left w:w="100" w:type="dxa"/>
+              <w:bottom w:w="100" w:type="dxa"/>
+              <w:right w:w="100" w:type="dxa"/>
+            </w:tcMar>
+          </w:tcPr>
+          <w:p>
+            <w:pPr>
+              <w:rPr>
+                <w:b/>
+                <w:bCs/>
+              </w:rPr>
+            </w:pPr>
+            <w:r>
+              <w:rPr>
+                <w:b/>
+                <w:bCs/>
+              </w:rPr>
+              <w:t>16:00</w:t>
+            </w:r>
+          </w:p>
+        </w:tc>
+        <w:tc>
+          <w:tcPr>
+            <w:tcW w:w="0" w:type="auto"/>
+            <w:tcBorders>
+              <w:top w:val="single" w:sz="4" w:space="0" w:color="000000"/>
+              <w:left w:val="single" w:sz="4" w:space="0" w:color="000000"/>
+              <w:bottom w:val="single" w:sz="4" w:space="0" w:color="000000"/>
+              <w:right w:val="single" w:sz="4" w:space="0" w:color="000000"/>
+            </w:tcBorders>
+            <w:tcMar>
+              <w:top w:w="100" w:type="dxa"/>
+              <w:left w:w="100" w:type="dxa"/>
+              <w:bottom w:w="100" w:type="dxa"/>
+              <w:right w:w="100" w:type="dxa"/>
+            </w:tcMar>
+          </w:tcPr>
+          <w:p>
+            <w:pPr>
+              <w:rPr>
+                <w:b/>
+                <w:bCs/>
+              </w:rPr>
+            </w:pPr>
+            <w:r>
+              <w:rPr>
+                <w:b/>
+                <w:bCs/>
+              </w:rPr>
+              <w:t>17:30</w:t>
+            </w:r>
+          </w:p>
+        </w:tc>
+        <w:tc>
+          <w:tcPr>
+            <w:tcW w:w="0" w:type="auto"/>
+            <w:tcBorders>
+              <w:top w:val="single" w:sz="4" w:space="0" w:color="000000"/>
+              <w:left w:val="single" w:sz="4" w:space="0" w:color="000000"/>
+              <w:bottom w:val="single" w:sz="4" w:space="0" w:color="000000"/>
+              <w:right w:val="single" w:sz="4" w:space="0" w:color="000000"/>
+            </w:tcBorders>
+            <w:tcMar>
+              <w:top w:w="100" w:type="dxa"/>
+              <w:left w:w="100" w:type="dxa"/>
+              <w:bottom w:w="100" w:type="dxa"/>
+              <w:right w:w="100" w:type="dxa"/>
+            </w:tcMar>
+          </w:tcPr>
+          <w:p>
+            <w:pPr>
+              <w:rPr>
+                <w:b/>
+                <w:bCs/>
+              </w:rPr>
+            </w:pPr>
+            <w:r>
+              <w:rPr>
+                <w:b/>
+                <w:bCs/>
+              </w:rPr>
+              <w:t>30 minutos</w:t>
+            </w:r>
+          </w:p>
+        </w:tc>
+        <w:tc>
+          <w:tcPr>
+            <w:tcW w:w="0" w:type="auto"/>
+            <w:tcBorders>
+              <w:top w:val="single" w:sz="4" w:space="0" w:color="000000"/>
+              <w:left w:val="single" w:sz="4" w:space="0" w:color="000000"/>
+              <w:bottom w:val="single" w:sz="4" w:space="0" w:color="000000"/>
+              <w:right w:val="single" w:sz="4" w:space="0" w:color="000000"/>
+            </w:tcBorders>
+            <w:tcMar>
+              <w:top w:w="100" w:type="dxa"/>
+              <w:left w:w="100" w:type="dxa"/>
+              <w:bottom w:w="100" w:type="dxa"/>
+              <w:right w:w="100" w:type="dxa"/>
+            </w:tcMar>
+          </w:tcPr>
+          <w:p>
+            <w:pPr>
+              <w:rPr>
+                <w:b/>
+                <w:bCs/>
+              </w:rPr>
+            </w:pPr>
+            <w:r>
+              <w:rPr>
+                <w:b/>
+                <w:bCs/>
+              </w:rPr>
+              <w:t>1 hora</w:t>
+            </w:r>
+          </w:p>
+        </w:tc>
+        <w:tc>
+          <w:tcPr>
+            <w:tcW w:w="0" w:type="auto"/>
+            <w:tcBorders>
+              <w:top w:val="single" w:sz="4" w:space="0" w:color="000000"/>
+              <w:left w:val="single" w:sz="4" w:space="0" w:color="000000"/>
+              <w:bottom w:val="single" w:sz="4" w:space="0" w:color="000000"/>
+              <w:right w:val="single" w:sz="4" w:space="0" w:color="000000"/>
+            </w:tcBorders>
+            <w:tcMar>
+              <w:top w:w="100" w:type="dxa"/>
+              <w:left w:w="100" w:type="dxa"/>
+              <w:bottom w:w="100" w:type="dxa"/>
+              <w:right w:w="100" w:type="dxa"/>
+            </w:tcMar>
+          </w:tcPr>
+          <w:p>
+            <w:pPr>
+              <w:rPr>
+                <w:b/>
+                <w:bCs/>
+              </w:rPr>
+            </w:pPr>
+            <w:r>
+              <w:rPr>
+                <w:b/>
+                <w:bCs/>
+              </w:rPr>
+              <w:t>2</w:t>
+            </w:r>
+          </w:p>
+        </w:tc>
+        <w:tc>
+          <w:tcPr>
+            <w:tcW w:w="0" w:type="auto"/>
+            <w:tcBorders>
+              <w:top w:val="single" w:sz="4" w:space="0" w:color="000000"/>
+              <w:left w:val="single" w:sz="4" w:space="0" w:color="000000"/>
+              <w:bottom w:val="single" w:sz="4" w:space="0" w:color="000000"/>
+              <w:right w:val="single" w:sz="4" w:space="0" w:color="000000"/>
+            </w:tcBorders>
+            <w:tcMar>
+              <w:top w:w="100" w:type="dxa"/>
+              <w:left w:w="100" w:type="dxa"/>
+              <w:bottom w:w="100" w:type="dxa"/>
+              <w:right w:w="100" w:type="dxa"/>
+            </w:tcMar>
+          </w:tcPr>
+          <w:p>
+            <w:pPr>
+              <w:rPr>
+                <w:b/>
+                <w:bCs/>
+              </w:rPr>
+            </w:pPr>
+            <w:r>
+              <w:rPr>
+                <w:b/>
+                <w:bCs/>
+              </w:rPr>
+              <w:t>Recolección de opiniones de los users de la v2.</w:t>
+            </w:r>
+          </w:p>
+        </w:tc>
+      </w:tr>
+      <w:tr>
+        <w:tc>
+          <w:tcPr>
+            <w:tcW w:w="0" w:type="auto"/>
+            <w:tcBorders>
+              <w:top w:val="single" w:sz="4" w:space="0" w:color="000000"/>
+              <w:left w:val="single" w:sz="4" w:space="0" w:color="000000"/>
+              <w:bottom w:val="single" w:sz="4" w:space="0" w:color="000000"/>
+              <w:right w:val="single" w:sz="4" w:space="0" w:color="000000"/>
+            </w:tcBorders>
+            <w:tcMar>
+              <w:top w:w="100" w:type="dxa"/>
+              <w:left w:w="100" w:type="dxa"/>
+              <w:bottom w:w="100" w:type="dxa"/>
+              <w:right w:w="100" w:type="dxa"/>
+            </w:tcMar>
+          </w:tcPr>
+          <w:p>
+            <w:pPr>
+              <w:rPr>
+                <w:b/>
+                <w:bCs/>
+              </w:rPr>
+            </w:pPr>
+            <w:r>
+              <w:rPr>
+                <w:b/>
+                <w:bCs/>
+              </w:rPr>
+              <w:t>19/02</w:t>
+            </w:r>
+          </w:p>
+        </w:tc>
+        <w:tc>
+          <w:tcPr>
+            <w:tcW w:w="0" w:type="auto"/>
+            <w:tcBorders>
+              <w:top w:val="single" w:sz="4" w:space="0" w:color="000000"/>
+              <w:left w:val="single" w:sz="4" w:space="0" w:color="000000"/>
+              <w:bottom w:val="single" w:sz="4" w:space="0" w:color="000000"/>
+              <w:right w:val="single" w:sz="4" w:space="0" w:color="000000"/>
+            </w:tcBorders>
+            <w:tcMar>
+              <w:top w:w="100" w:type="dxa"/>
+              <w:left w:w="100" w:type="dxa"/>
+              <w:bottom w:w="100" w:type="dxa"/>
+              <w:right w:w="100" w:type="dxa"/>
+            </w:tcMar>
+          </w:tcPr>
+          <w:p>
+            <w:pPr>
+              <w:rPr>
+                <w:b/>
+                <w:bCs/>
+              </w:rPr>
+            </w:pPr>
+            <w:r>
+              <w:rPr>
+                <w:b/>
+                <w:bCs/>
+              </w:rPr>
+              <w:t>11:00</w:t>
+            </w:r>
+          </w:p>
+        </w:tc>
+        <w:tc>
+          <w:tcPr>
+            <w:tcW w:w="0" w:type="auto"/>
+            <w:tcBorders>
+              <w:top w:val="single" w:sz="4" w:space="0" w:color="000000"/>
+              <w:left w:val="single" w:sz="4" w:space="0" w:color="000000"/>
+              <w:bottom w:val="single" w:sz="4" w:space="0" w:color="000000"/>
+              <w:right w:val="single" w:sz="4" w:space="0" w:color="000000"/>
+            </w:tcBorders>
+            <w:tcMar>
+              <w:top w:w="100" w:type="dxa"/>
+              <w:left w:w="100" w:type="dxa"/>
+              <w:bottom w:w="100" w:type="dxa"/>
+              <w:right w:w="100" w:type="dxa"/>
+            </w:tcMar>
+          </w:tcPr>
+          <w:p>
+            <w:pPr>
+              <w:rPr>
+                <w:b/>
+                <w:bCs/>
+              </w:rPr>
+            </w:pPr>
+            <w:r>
+              <w:rPr>
+                <w:b/>
+                <w:bCs/>
+              </w:rPr>
+              <w:t>12:30</w:t>
+            </w:r>
+          </w:p>
+        </w:tc>
+        <w:tc>
+          <w:tcPr>
+            <w:tcW w:w="0" w:type="auto"/>
+            <w:tcBorders>
+              <w:top w:val="single" w:sz="4" w:space="0" w:color="000000"/>
+              <w:left w:val="single" w:sz="4" w:space="0" w:color="000000"/>
+              <w:bottom w:val="single" w:sz="4" w:space="0" w:color="000000"/>
+              <w:right w:val="single" w:sz="4" w:space="0" w:color="000000"/>
+            </w:tcBorders>
+            <w:tcMar>
+              <w:top w:w="100" w:type="dxa"/>
+              <w:left w:w="100" w:type="dxa"/>
+              <w:bottom w:w="100" w:type="dxa"/>
+              <w:right w:w="100" w:type="dxa"/>
+            </w:tcMar>
+          </w:tcPr>
+          <w:p>
+            <w:pPr>
+              <w:rPr>
+                <w:b/>
+                <w:bCs/>
+              </w:rPr>
+            </w:pPr>
+            <w:r>
+              <w:rPr>
+                <w:b/>
+                <w:bCs/>
+              </w:rPr>
+              <w:t>15 minutos</w:t>
+            </w:r>
+          </w:p>
+        </w:tc>
+        <w:tc>
+          <w:tcPr>
+            <w:tcW w:w="0" w:type="auto"/>
+            <w:tcBorders>
+              <w:top w:val="single" w:sz="4" w:space="0" w:color="000000"/>
+              <w:left w:val="single" w:sz="4" w:space="0" w:color="000000"/>
+              <w:bottom w:val="single" w:sz="4" w:space="0" w:color="000000"/>
+              <w:right w:val="single" w:sz="4" w:space="0" w:color="000000"/>
+            </w:tcBorders>
+            <w:tcMar>
+              <w:top w:w="100" w:type="dxa"/>
+              <w:left w:w="100" w:type="dxa"/>
+              <w:bottom w:w="100" w:type="dxa"/>
+              <w:right w:w="100" w:type="dxa"/>
+            </w:tcMar>
+          </w:tcPr>
+          <w:p>
+            <w:pPr>
+              <w:rPr>
+                <w:b/>
+                <w:bCs/>
+              </w:rPr>
+            </w:pPr>
+            <w:r>
+              <w:rPr>
+                <w:b/>
+                <w:bCs/>
+              </w:rPr>
+              <w:t>1 hora 15 minutos</w:t>
+            </w:r>
+          </w:p>
+        </w:tc>
+        <w:tc>
+          <w:tcPr>
+            <w:tcW w:w="0" w:type="auto"/>
+            <w:tcBorders>
+              <w:top w:val="single" w:sz="4" w:space="0" w:color="000000"/>
+              <w:left w:val="single" w:sz="4" w:space="0" w:color="000000"/>
+              <w:bottom w:val="single" w:sz="4" w:space="0" w:color="000000"/>
+              <w:right w:val="single" w:sz="4" w:space="0" w:color="000000"/>
+            </w:tcBorders>
+            <w:tcMar>
+              <w:top w:w="100" w:type="dxa"/>
+              <w:left w:w="100" w:type="dxa"/>
+              <w:bottom w:w="100" w:type="dxa"/>
+              <w:right w:w="100" w:type="dxa"/>
+            </w:tcMar>
+          </w:tcPr>
+          <w:p>
+            <w:pPr>
+              <w:rPr>
+                <w:b/>
+                <w:bCs/>
+              </w:rPr>
+            </w:pPr>
+            <w:r>
+              <w:rPr>
+                <w:b/>
+                <w:bCs/>
+              </w:rPr>
+              <w:t>2</w:t>
+            </w:r>
+          </w:p>
+        </w:tc>
+        <w:tc>
+          <w:tcPr>
+            <w:tcW w:w="0" w:type="auto"/>
+            <w:tcBorders>
+              <w:top w:val="single" w:sz="4" w:space="0" w:color="000000"/>
+              <w:left w:val="single" w:sz="4" w:space="0" w:color="000000"/>
+              <w:bottom w:val="single" w:sz="4" w:space="0" w:color="000000"/>
+              <w:right w:val="single" w:sz="4" w:space="0" w:color="000000"/>
+            </w:tcBorders>
+            <w:tcMar>
+              <w:top w:w="100" w:type="dxa"/>
+              <w:left w:w="100" w:type="dxa"/>
+              <w:bottom w:w="100" w:type="dxa"/>
+              <w:right w:w="100" w:type="dxa"/>
+            </w:tcMar>
+          </w:tcPr>
+          <w:p>
+            <w:pPr>
+              <w:rPr>
+                <w:b/>
+                <w:bCs/>
+              </w:rPr>
+            </w:pPr>
+            <w:r>
+              <w:rPr>
+                <w:b/>
+                <w:bCs/>
+              </w:rPr>
+              <w:t>Elaboración de prototipos de la interfaz grafica de la v2.</w:t>
+            </w:r>
+          </w:p>
+        </w:tc>
+      </w:tr>
+      <w:tr>
+        <w:tc>
+          <w:tcPr>
+            <w:tcW w:w="0" w:type="auto"/>
+            <w:tcBorders>
+              <w:top w:val="single" w:sz="4" w:space="0" w:color="000000"/>
+              <w:left w:val="single" w:sz="4" w:space="0" w:color="000000"/>
+              <w:bottom w:val="single" w:sz="4" w:space="0" w:color="000000"/>
+              <w:right w:val="single" w:sz="4" w:space="0" w:color="000000"/>
+            </w:tcBorders>
+            <w:tcMar>
+              <w:top w:w="100" w:type="dxa"/>
+              <w:left w:w="100" w:type="dxa"/>
+              <w:bottom w:w="100" w:type="dxa"/>
+              <w:right w:w="100" w:type="dxa"/>
+            </w:tcMar>
+          </w:tcPr>
+          <w:p>
+            <w:pPr>
+              <w:rPr>
+                <w:b/>
+                <w:bCs/>
+              </w:rPr>
+            </w:pPr>
+            <w:r>
+              <w:rPr>
+                <w:b/>
+                <w:bCs/>
+              </w:rPr>
               <w:t>16/02</w:t>
             </w:r>
           </w:p>
@@ -1163,23 +1574,7 @@
                 <w:b/>
                 <w:bCs/>
               </w:rPr>
-              <w:t xml:space="preserve">Recolección de opiniones de los </w:t>
-            </w:r>
-            <w:proofErr w:type="spellStart"/>
-            <w:r>
-              <w:rPr>
-                <w:b/>
-                <w:bCs/>
-              </w:rPr>
-              <w:t>users</w:t>
-            </w:r>
-            <w:proofErr w:type="spellEnd"/>
-            <w:r>
-              <w:rPr>
-                <w:b/>
-                <w:bCs/>
-              </w:rPr>
-              <w:t xml:space="preserve"> de la v1.</w:t>
+              <w:t>Recolección de opiniones de los users de la v1.</w:t>
             </w:r>
           </w:p>
         </w:tc>
